--- a/Phase Wise Templets/Requirement Analysis/Technology Stack - Template.docx
+++ b/Phase Wise Templets/Requirement Analysis/Technology Stack - Template.docx
@@ -1331,20 +1331,8 @@
         <w:tc>
           <w:tcPr/>
           <w:p>
-            <w:pPr>
-              <w:tabs>
-                <w:tab w:val="left" w:leader="none" w:pos="2320"/>
-              </w:tabs>
-              <w:rPr>
-                <w:rFonts w:ascii="Arial" w:cs="Arial" w:eastAsia="Arial" w:hAnsi="Arial"/>
-              </w:rPr>
-            </w:pPr>
-            <w:r>
-              <w:rPr>
-                <w:rFonts w:ascii="Arial" w:cs="Arial" w:eastAsia="Arial" w:hAnsi="Arial"/>
-                <w:rtl w:val="0"/>
-              </w:rPr>
-              <w:t xml:space="preserve">IBM Watson STT service </w:t>
+            <w:r>
+              <w:t>JWT Authentication</w:t>
             </w:r>
           </w:p>
         </w:tc>
@@ -1446,20 +1434,8 @@
         <w:tc>
           <w:tcPr/>
           <w:p>
-            <w:pPr>
-              <w:tabs>
-                <w:tab w:val="left" w:leader="none" w:pos="2320"/>
-              </w:tabs>
-              <w:rPr>
-                <w:rFonts w:ascii="Arial" w:cs="Arial" w:eastAsia="Arial" w:hAnsi="Arial"/>
-              </w:rPr>
-            </w:pPr>
-            <w:r>
-              <w:rPr>
-                <w:rFonts w:ascii="Arial" w:cs="Arial" w:eastAsia="Arial" w:hAnsi="Arial"/>
-                <w:rtl w:val="0"/>
-              </w:rPr>
-              <w:t xml:space="preserve">IBM Watson Assistant </w:t>
+            <w:r>
+              <w:t>Mongoose ODM</w:t>
             </w:r>
           </w:p>
         </w:tc>
@@ -1664,20 +1640,8 @@
         <w:tc>
           <w:tcPr/>
           <w:p>
-            <w:pPr>
-              <w:tabs>
-                <w:tab w:val="left" w:leader="none" w:pos="2320"/>
-              </w:tabs>
-              <w:rPr>
-                <w:rFonts w:ascii="Arial" w:cs="Arial" w:eastAsia="Arial" w:hAnsi="Arial"/>
-              </w:rPr>
-            </w:pPr>
-            <w:r>
-              <w:rPr>
-                <w:rFonts w:ascii="Arial" w:cs="Arial" w:eastAsia="Arial" w:hAnsi="Arial"/>
-                <w:rtl w:val="0"/>
-              </w:rPr>
-              <w:t xml:space="preserve">IBM DB2, IBM Cloudant etc.</w:t>
+            <w:r>
+              <w:t>MongoDB Atlas</w:t>
             </w:r>
           </w:p>
         </w:tc>
@@ -1779,20 +1743,8 @@
         <w:tc>
           <w:tcPr/>
           <w:p>
-            <w:pPr>
-              <w:tabs>
-                <w:tab w:val="left" w:leader="none" w:pos="2320"/>
-              </w:tabs>
-              <w:rPr>
-                <w:rFonts w:ascii="Arial" w:cs="Arial" w:eastAsia="Arial" w:hAnsi="Arial"/>
-              </w:rPr>
-            </w:pPr>
-            <w:r>
-              <w:rPr>
-                <w:rFonts w:ascii="Arial" w:cs="Arial" w:eastAsia="Arial" w:hAnsi="Arial"/>
-                <w:rtl w:val="0"/>
-              </w:rPr>
-              <w:t xml:space="preserve">IBM Block Storage or Other Storage Service or Local Filesystem</w:t>
+            <w:r>
+              <w:t>Cloudinary / AWS S3 (Images)</w:t>
             </w:r>
           </w:p>
         </w:tc>
@@ -1894,20 +1846,8 @@
         <w:tc>
           <w:tcPr/>
           <w:p>
-            <w:pPr>
-              <w:tabs>
-                <w:tab w:val="left" w:leader="none" w:pos="2320"/>
-              </w:tabs>
-              <w:rPr>
-                <w:rFonts w:ascii="Arial" w:cs="Arial" w:eastAsia="Arial" w:hAnsi="Arial"/>
-              </w:rPr>
-            </w:pPr>
-            <w:r>
-              <w:rPr>
-                <w:rFonts w:ascii="Arial" w:cs="Arial" w:eastAsia="Arial" w:hAnsi="Arial"/>
-                <w:rtl w:val="0"/>
-              </w:rPr>
-              <w:t xml:space="preserve">IBM Weather API, etc.</w:t>
+            <w:r>
+              <w:t>Google Maps API</w:t>
             </w:r>
           </w:p>
         </w:tc>
@@ -2009,20 +1949,8 @@
         <w:tc>
           <w:tcPr/>
           <w:p>
-            <w:pPr>
-              <w:tabs>
-                <w:tab w:val="left" w:leader="none" w:pos="2320"/>
-              </w:tabs>
-              <w:rPr>
-                <w:rFonts w:ascii="Arial" w:cs="Arial" w:eastAsia="Arial" w:hAnsi="Arial"/>
-              </w:rPr>
-            </w:pPr>
-            <w:r>
-              <w:rPr>
-                <w:rFonts w:ascii="Arial" w:cs="Arial" w:eastAsia="Arial" w:hAnsi="Arial"/>
-                <w:rtl w:val="0"/>
-              </w:rPr>
-              <w:t xml:space="preserve">Aadhar API, etc.</w:t>
+            <w:r>
+              <w:t>N/A</w:t>
             </w:r>
           </w:p>
         </w:tc>
@@ -2124,20 +2052,8 @@
         <w:tc>
           <w:tcPr/>
           <w:p>
-            <w:pPr>
-              <w:tabs>
-                <w:tab w:val="left" w:leader="none" w:pos="2320"/>
-              </w:tabs>
-              <w:rPr>
-                <w:rFonts w:ascii="Arial" w:cs="Arial" w:eastAsia="Arial" w:hAnsi="Arial"/>
-              </w:rPr>
-            </w:pPr>
-            <w:r>
-              <w:rPr>
-                <w:rFonts w:ascii="Arial" w:cs="Arial" w:eastAsia="Arial" w:hAnsi="Arial"/>
-                <w:rtl w:val="0"/>
-              </w:rPr>
-              <w:t xml:space="preserve">Object Recognition Model, etc.</w:t>
+            <w:r>
+              <w:t>N/A</w:t>
             </w:r>
           </w:p>
         </w:tc>
@@ -2273,20 +2189,8 @@
         <w:tc>
           <w:tcPr/>
           <w:p>
-            <w:pPr>
-              <w:tabs>
-                <w:tab w:val="left" w:leader="none" w:pos="2320"/>
-              </w:tabs>
-              <w:rPr>
-                <w:rFonts w:ascii="Arial" w:cs="Arial" w:eastAsia="Arial" w:hAnsi="Arial"/>
-              </w:rPr>
-            </w:pPr>
-            <w:r>
-              <w:rPr>
-                <w:rFonts w:ascii="Arial" w:cs="Arial" w:eastAsia="Arial" w:hAnsi="Arial"/>
-                <w:rtl w:val="0"/>
-              </w:rPr>
-              <w:t xml:space="preserve">Local, Cloud Foundry, Kubernetes, etc.</w:t>
+            <w:r>
+              <w:t>Vercel/Netlify for Frontend, Render/Heroku for Backend</w:t>
             </w:r>
           </w:p>
         </w:tc>
@@ -2560,20 +2464,8 @@
         <w:tc>
           <w:tcPr/>
           <w:p>
-            <w:pPr>
-              <w:tabs>
-                <w:tab w:val="left" w:leader="none" w:pos="2320"/>
-              </w:tabs>
-              <w:rPr>
-                <w:rFonts w:ascii="Arial" w:cs="Arial" w:eastAsia="Arial" w:hAnsi="Arial"/>
-              </w:rPr>
-            </w:pPr>
-            <w:r>
-              <w:rPr>
-                <w:rFonts w:ascii="Arial" w:cs="Arial" w:eastAsia="Arial" w:hAnsi="Arial"/>
-                <w:rtl w:val="0"/>
-              </w:rPr>
-              <w:t xml:space="preserve">Technology of Opensource framework</w:t>
+            <w:r>
+              <w:t>React, Express, Node</w:t>
             </w:r>
           </w:p>
         </w:tc>
@@ -2675,20 +2567,8 @@
         <w:tc>
           <w:tcPr/>
           <w:p>
-            <w:pPr>
-              <w:tabs>
-                <w:tab w:val="left" w:leader="none" w:pos="2320"/>
-              </w:tabs>
-              <w:rPr>
-                <w:rFonts w:ascii="Arial" w:cs="Arial" w:eastAsia="Arial" w:hAnsi="Arial"/>
-              </w:rPr>
-            </w:pPr>
-            <w:r>
-              <w:rPr>
-                <w:rFonts w:ascii="Arial" w:cs="Arial" w:eastAsia="Arial" w:hAnsi="Arial"/>
-                <w:rtl w:val="0"/>
-              </w:rPr>
-              <w:t xml:space="preserve">e.g. SHA-256, Encryptions, IAM Controls, OWASP etc.</w:t>
+            <w:r>
+              <w:t>Bcrypt for password hashing, JWT for sessions, CORS enabled</w:t>
             </w:r>
           </w:p>
         </w:tc>
@@ -2790,20 +2670,8 @@
         <w:tc>
           <w:tcPr/>
           <w:p>
-            <w:pPr>
-              <w:tabs>
-                <w:tab w:val="left" w:leader="none" w:pos="2320"/>
-              </w:tabs>
-              <w:rPr>
-                <w:rFonts w:ascii="Arial" w:cs="Arial" w:eastAsia="Arial" w:hAnsi="Arial"/>
-              </w:rPr>
-            </w:pPr>
-            <w:r>
-              <w:rPr>
-                <w:rFonts w:ascii="Arial" w:cs="Arial" w:eastAsia="Arial" w:hAnsi="Arial"/>
-                <w:rtl w:val="0"/>
-              </w:rPr>
-              <w:t xml:space="preserve">Technology used</w:t>
+            <w:r>
+              <w:t>Monolithic backend with scalable NoSQL DB (MongoDB Atlas)</w:t>
             </w:r>
           </w:p>
         </w:tc>
@@ -2905,20 +2773,8 @@
         <w:tc>
           <w:tcPr/>
           <w:p>
-            <w:pPr>
-              <w:tabs>
-                <w:tab w:val="left" w:leader="none" w:pos="2320"/>
-              </w:tabs>
-              <w:rPr>
-                <w:rFonts w:ascii="Arial" w:cs="Arial" w:eastAsia="Arial" w:hAnsi="Arial"/>
-              </w:rPr>
-            </w:pPr>
-            <w:r>
-              <w:rPr>
-                <w:rFonts w:ascii="Arial" w:cs="Arial" w:eastAsia="Arial" w:hAnsi="Arial"/>
-                <w:rtl w:val="0"/>
-              </w:rPr>
-              <w:t xml:space="preserve">Technology used</w:t>
+            <w:r>
+              <w:t>Deployed on highly available cloud platforms (e.g. Render/Vercel)</w:t>
             </w:r>
           </w:p>
         </w:tc>
@@ -3020,20 +2876,8 @@
         <w:tc>
           <w:tcPr/>
           <w:p>
-            <w:pPr>
-              <w:tabs>
-                <w:tab w:val="left" w:leader="none" w:pos="2320"/>
-              </w:tabs>
-              <w:rPr>
-                <w:rFonts w:ascii="Arial" w:cs="Arial" w:eastAsia="Arial" w:hAnsi="Arial"/>
-              </w:rPr>
-            </w:pPr>
-            <w:r>
-              <w:rPr>
-                <w:rFonts w:ascii="Arial" w:cs="Arial" w:eastAsia="Arial" w:hAnsi="Arial"/>
-                <w:rtl w:val="0"/>
-              </w:rPr>
-              <w:t xml:space="preserve">Technology used</w:t>
+            <w:r>
+              <w:t>Optimized MongoDB queries, React Lazy loading</w:t>
             </w:r>
           </w:p>
         </w:tc>
